--- a/ind/docx/004.content.docx
+++ b/ind/docx/004.content.docx
@@ -218,36 +218,24 @@
         </w:rPr>
         <w:t xml:space="preserve"> adalah nama yang digunakan orang untuk </w:t>
       </w:r>
-      <w:hyperlink r:id="rId13">
-        <w:r>
-          <w:rPr>
-            <w:lang w:val="id_ID" w:bidi="id_ID"/>
-          </w:rPr>
-          <w:rPr>
-            <w:color w:val="0000EE"/>
-            <w:u w:val="single"/>
-          </w:rPr>
-          <w:t>Allah</w:t>
-        </w:r>
-      </w:hyperlink>
+      <w:r>
+        <w:rPr>
+          <w:lang w:val="id_ID" w:bidi="id_ID"/>
+        </w:rPr>
+        <w:t>Allah</w:t>
+      </w:r>
       <w:r>
         <w:rPr>
           <w:lang w:val="id_ID" w:bidi="id_ID"/>
         </w:rPr>
         <w:t xml:space="preserve">. El-Elyon berarti "Allah yang Maha Tinggi." Ketika orang menggunakan nama ini untuk Allah, mereka diingatkan bahwa Allah adalah yang paling berkuasa dari makhluk apa pun Nama itu berarti bahwa tidak ada seorang pun yang lebih penting, atau memiliki lebih </w:t>
       </w:r>
-      <w:hyperlink r:id="rId14">
-        <w:r>
-          <w:rPr>
-            <w:lang w:val="id_ID" w:bidi="id_ID"/>
-          </w:rPr>
-          <w:rPr>
-            <w:color w:val="0000EE"/>
-            <w:u w:val="single"/>
-          </w:rPr>
-          <w:t>banyak kuasa</w:t>
-        </w:r>
-      </w:hyperlink>
+      <w:r>
+        <w:rPr>
+          <w:lang w:val="id_ID" w:bidi="id_ID"/>
+        </w:rPr>
+        <w:t>banyak kuasa</w:t>
+      </w:r>
       <w:r>
         <w:rPr>
           <w:lang w:val="id_ID" w:bidi="id_ID"/>
@@ -323,18 +311,12 @@
         </w:rPr>
         <w:t xml:space="preserve"> adalah seorang </w:t>
       </w:r>
-      <w:hyperlink r:id="rId15">
-        <w:r>
-          <w:rPr>
-            <w:lang w:val="id_ID" w:bidi="id_ID"/>
-          </w:rPr>
-          <w:rPr>
-            <w:color w:val="0000EE"/>
-            <w:u w:val="single"/>
-          </w:rPr>
-          <w:t>nabi</w:t>
-        </w:r>
-      </w:hyperlink>
+      <w:r>
+        <w:rPr>
+          <w:lang w:val="id_ID" w:bidi="id_ID"/>
+        </w:rPr>
+        <w:t>nabi</w:t>
+      </w:r>
       <w:r>
         <w:rPr>
           <w:lang w:val="id_ID" w:bidi="id_ID"/>
@@ -355,18 +337,12 @@
         </w:rPr>
         <w:t xml:space="preserve">Elia hidup pada masa </w:t>
       </w:r>
-      <w:hyperlink r:id="rId16">
-        <w:r>
-          <w:rPr>
-            <w:lang w:val="id_ID" w:bidi="id_ID"/>
-          </w:rPr>
-          <w:rPr>
-            <w:color w:val="0000EE"/>
-            <w:u w:val="single"/>
-          </w:rPr>
-          <w:t>Israel</w:t>
-        </w:r>
-      </w:hyperlink>
+      <w:r>
+        <w:rPr>
+          <w:lang w:val="id_ID" w:bidi="id_ID"/>
+        </w:rPr>
+        <w:t>Israel</w:t>
+      </w:r>
       <w:r>
         <w:rPr>
           <w:lang w:val="id_ID" w:bidi="id_ID"/>
@@ -375,65 +351,47 @@
       </w:r>
       <w:r>
         <w:rPr>
+          <w:lang w:val="id_ID" w:bidi="id_ID"/>
+        </w:rPr>
+        <w:t>raja-raja</w:t>
+      </w:r>
+      <w:r>
+        <w:rPr>
+          <w:lang w:val="id_ID" w:bidi="id_ID"/>
+        </w:rPr>
+        <w:t xml:space="preserve"> yang tidak menaati Allah, dan raja-raja ini telah membuat orang-orang Israel menjauh dari Allah. orang-orang telah mulai menyembah dewa-</w:t>
+      </w:r>
+      <w:r>
+        <w:rPr>
+          <w:lang w:val="id_ID" w:bidi="id_ID"/>
+        </w:rPr>
+        <w:t>dewa</w:t>
+      </w:r>
+      <w:r>
+        <w:rPr>
+          <w:lang w:val="id_ID" w:bidi="id_ID"/>
+        </w:rPr>
+        <w:t xml:space="preserve"> yang palsu, </w:t>
+      </w:r>
+      <w:r>
+        <w:rPr>
+          <w:lang w:val="id_ID" w:bidi="id_ID"/>
+        </w:rPr>
+        <w:t>terutama</w:t>
+      </w:r>
+      <w:r>
+        <w:rPr>
+          <w:lang w:val="id_ID" w:bidi="id_ID"/>
+        </w:rPr>
+        <w:t xml:space="preserve"> dewa yang bernama Baal. orang-orang berpikir bahwa Baal ini bertanggung jawab untuk memberikan hujan kepada manusia. Oleh karena itu, Elia memberi tahu raja Israel bahwa tidak akan ada hujan lagi di Israel selama yang dikatakannya! Dan memang itu tidak terjadi hujan selama tiga tahun, dan karena itu kelaparan datang ke seluruh negeri. Setelah itu, Elia berdoa dan Allah menurunkan hujan lagi. Ini mengajarkan kepada orang-orang bahwa </w:t>
+      </w:r>
+      <w:r>
+        <w:rPr>
           <w:b/>
           <w:lang w:val="id_ID" w:bidi="id_ID"/>
         </w:rPr>
-        <w:t>raja-raja</w:t>
-      </w:r>
-      <w:r>
-        <w:rPr>
-          <w:lang w:val="id_ID" w:bidi="id_ID"/>
-        </w:rPr>
-        <w:t xml:space="preserve"> yang tidak menaati Allah, dan raja-raja ini telah membuat orang-orang Israel menjauh dari Allah. orang-orang telah mulai menyembah dewa-</w:t>
-      </w:r>
-      <w:hyperlink r:id="rId17">
-        <w:r>
-          <w:rPr>
-            <w:lang w:val="id_ID" w:bidi="id_ID"/>
-          </w:rPr>
-          <w:rPr>
-            <w:color w:val="0000EE"/>
-            <w:u w:val="single"/>
-          </w:rPr>
-          <w:t>dewa</w:t>
-        </w:r>
-      </w:hyperlink>
-      <w:r>
-        <w:rPr>
-          <w:lang w:val="id_ID" w:bidi="id_ID"/>
-        </w:rPr>
-        <w:t xml:space="preserve"> yang palsu, </w:t>
-      </w:r>
-      <w:hyperlink r:id="rId18">
-        <w:r>
-          <w:rPr>
-            <w:lang w:val="id_ID" w:bidi="id_ID"/>
-          </w:rPr>
-          <w:rPr>
-            <w:color w:val="0000EE"/>
-            <w:u w:val="single"/>
-          </w:rPr>
-          <w:t>terutama</w:t>
-        </w:r>
-      </w:hyperlink>
-      <w:r>
-        <w:rPr>
-          <w:lang w:val="id_ID" w:bidi="id_ID"/>
-        </w:rPr>
-        <w:t xml:space="preserve"> dewa yang bernama Baal. orang-orang berpikir bahwa Baal ini bertanggung jawab untuk memberikan hujan kepada manusia. Oleh karena itu, Elia memberi tahu raja Israel bahwa tidak akan ada hujan lagi di Israel selama yang dikatakannya! Dan memang itu tidak terjadi hujan selama tiga tahun, dan karena itu kelaparan datang ke seluruh negeri. Setelah itu, Elia berdoa dan Allah menurunkan hujan lagi. Ini mengajarkan kepada orang-orang bahwa </w:t>
-      </w:r>
-      <w:hyperlink r:id="rId13">
-        <w:r>
-          <w:rPr>
-            <w:lang w:val="id_ID" w:bidi="id_ID"/>
-          </w:rPr>
-          <w:rPr>
-            <w:color w:val="0000EE"/>
-            <w:u w:val="single"/>
-          </w:rPr>
-          <w:t>Allah</w:t>
-        </w:r>
-      </w:hyperlink>
+        <w:t>Allah</w:t>
+      </w:r>
       <w:r>
         <w:rPr>
           <w:lang w:val="id_ID" w:bidi="id_ID"/>
@@ -468,36 +426,24 @@
         </w:rPr>
         <w:t xml:space="preserve">Pada akhir hidupnya, Elia membelah air </w:t>
       </w:r>
-      <w:hyperlink r:id="rId19">
-        <w:r>
-          <w:rPr>
-            <w:lang w:val="id_ID" w:bidi="id_ID"/>
-          </w:rPr>
-          <w:rPr>
-            <w:color w:val="0000EE"/>
-            <w:u w:val="single"/>
-          </w:rPr>
-          <w:t>Sungai Yordan</w:t>
-        </w:r>
-      </w:hyperlink>
+      <w:r>
+        <w:rPr>
+          <w:lang w:val="id_ID" w:bidi="id_ID"/>
+        </w:rPr>
+        <w:t>Sungai Yordan</w:t>
+      </w:r>
       <w:r>
         <w:rPr>
           <w:lang w:val="id_ID" w:bidi="id_ID"/>
         </w:rPr>
         <w:t xml:space="preserve"> dengan </w:t>
       </w:r>
-      <w:hyperlink r:id="rId20">
-        <w:r>
-          <w:rPr>
-            <w:lang w:val="id_ID" w:bidi="id_ID"/>
-          </w:rPr>
-          <w:rPr>
-            <w:color w:val="0000EE"/>
-            <w:u w:val="single"/>
-          </w:rPr>
-          <w:t>jubahnya</w:t>
-        </w:r>
-      </w:hyperlink>
+      <w:r>
+        <w:rPr>
+          <w:lang w:val="id_ID" w:bidi="id_ID"/>
+        </w:rPr>
+        <w:t>jubahnya</w:t>
+      </w:r>
       <w:r>
         <w:rPr>
           <w:lang w:val="id_ID" w:bidi="id_ID"/>
@@ -506,7 +452,6 @@
       </w:r>
       <w:r>
         <w:rPr>
-          <w:b/>
           <w:lang w:val="id_ID" w:bidi="id_ID"/>
         </w:rPr>
         <w:t>Mujizat</w:t>
@@ -531,18 +476,12 @@
         </w:rPr>
         <w:t xml:space="preserve">Elia tidak mati seperti orang lain. Allah membawa Elia ke surga dengan </w:t>
       </w:r>
-      <w:hyperlink r:id="rId21">
-        <w:r>
-          <w:rPr>
-            <w:lang w:val="id_ID" w:bidi="id_ID"/>
-          </w:rPr>
-          <w:rPr>
-            <w:color w:val="0000EE"/>
-            <w:u w:val="single"/>
-          </w:rPr>
-          <w:t>sebuah</w:t>
-        </w:r>
-      </w:hyperlink>
+      <w:r>
+        <w:rPr>
+          <w:lang w:val="id_ID" w:bidi="id_ID"/>
+        </w:rPr>
+        <w:t>sebuah</w:t>
+      </w:r>
       <w:r>
         <w:rPr>
           <w:lang w:val="id_ID" w:bidi="id_ID"/>
@@ -565,7 +504,6 @@
       </w:r>
       <w:r>
         <w:rPr>
-          <w:b/>
           <w:lang w:val="id_ID" w:bidi="id_ID"/>
         </w:rPr>
         <w:t>bertobat</w:t>
@@ -578,7 +516,6 @@
       </w:r>
       <w:r>
         <w:rPr>
-          <w:b/>
           <w:lang w:val="id_ID" w:bidi="id_ID"/>
         </w:rPr>
         <w:t>murid-murid</w:t>
@@ -591,7 +528,6 @@
       </w:r>
       <w:r>
         <w:rPr>
-          <w:b/>
           <w:lang w:val="id_ID" w:bidi="id_ID"/>
         </w:rPr>
         <w:t>Yohanes pembaptis</w:t>
@@ -652,7 +588,6 @@
       </w:r>
       <w:r>
         <w:rPr>
-          <w:b/>
           <w:lang w:val="id_ID" w:bidi="id_ID"/>
         </w:rPr>
         <w:t>Yohanes pembaptis</w:t>
@@ -663,54 +598,36 @@
         </w:rPr>
         <w:t xml:space="preserve">. Suami Elisabet adalah Zakharia. Zakharia adalah seorang </w:t>
       </w:r>
-      <w:hyperlink r:id="rId22">
-        <w:r>
-          <w:rPr>
-            <w:lang w:val="id_ID" w:bidi="id_ID"/>
-          </w:rPr>
-          <w:rPr>
-            <w:color w:val="0000EE"/>
-            <w:u w:val="single"/>
-          </w:rPr>
-          <w:t>imam</w:t>
-        </w:r>
-      </w:hyperlink>
+      <w:r>
+        <w:rPr>
+          <w:lang w:val="id_ID" w:bidi="id_ID"/>
+        </w:rPr>
+        <w:t>imam</w:t>
+      </w:r>
       <w:r>
         <w:rPr>
           <w:lang w:val="id_ID" w:bidi="id_ID"/>
         </w:rPr>
         <w:t xml:space="preserve"> dan melayani Allah di </w:t>
       </w:r>
-      <w:hyperlink r:id="rId23">
-        <w:r>
-          <w:rPr>
-            <w:lang w:val="id_ID" w:bidi="id_ID"/>
-          </w:rPr>
-          <w:rPr>
-            <w:color w:val="0000EE"/>
-            <w:u w:val="single"/>
-          </w:rPr>
-          <w:t>Bait Suci</w:t>
-        </w:r>
-      </w:hyperlink>
+      <w:r>
+        <w:rPr>
+          <w:lang w:val="id_ID" w:bidi="id_ID"/>
+        </w:rPr>
+        <w:t>Bait Suci</w:t>
+      </w:r>
       <w:r>
         <w:rPr>
           <w:lang w:val="id_ID" w:bidi="id_ID"/>
         </w:rPr>
         <w:t xml:space="preserve"> di </w:t>
       </w:r>
-      <w:hyperlink r:id="rId24">
-        <w:r>
-          <w:rPr>
-            <w:lang w:val="id_ID" w:bidi="id_ID"/>
-          </w:rPr>
-          <w:rPr>
-            <w:color w:val="0000EE"/>
-            <w:u w:val="single"/>
-          </w:rPr>
-          <w:t>Yerusalem</w:t>
-        </w:r>
-      </w:hyperlink>
+      <w:r>
+        <w:rPr>
+          <w:lang w:val="id_ID" w:bidi="id_ID"/>
+        </w:rPr>
+        <w:t>Yerusalem</w:t>
+      </w:r>
       <w:r>
         <w:rPr>
           <w:lang w:val="id_ID" w:bidi="id_ID"/>
@@ -731,72 +648,48 @@
         </w:rPr>
         <w:t xml:space="preserve">Suatu kali, ketika suaminya yaitu Zakharia berada di Bait Suci, seorang </w:t>
       </w:r>
-      <w:hyperlink r:id="rId25">
-        <w:r>
-          <w:rPr>
-            <w:lang w:val="id_ID" w:bidi="id_ID"/>
-          </w:rPr>
-          <w:rPr>
-            <w:color w:val="0000EE"/>
-            <w:u w:val="single"/>
-          </w:rPr>
-          <w:t>malaikat</w:t>
-        </w:r>
-      </w:hyperlink>
+      <w:r>
+        <w:rPr>
+          <w:lang w:val="id_ID" w:bidi="id_ID"/>
+        </w:rPr>
+        <w:t>malaikat</w:t>
+      </w:r>
       <w:r>
         <w:rPr>
           <w:lang w:val="id_ID" w:bidi="id_ID"/>
         </w:rPr>
         <w:t xml:space="preserve"> menampakkan diri kepada Zakharia dan mengatakan kepadanya bahwa istrinya Elisabet akan memiliki seorang anak. Anak ini akan menjadi seorang hamba Allah seperti </w:t>
       </w:r>
-      <w:hyperlink r:id="rId26">
-        <w:r>
-          <w:rPr>
-            <w:lang w:val="id_ID" w:bidi="id_ID"/>
-          </w:rPr>
-          <w:rPr>
-            <w:color w:val="0000EE"/>
-            <w:u w:val="single"/>
-          </w:rPr>
-          <w:t>nabi</w:t>
-        </w:r>
-      </w:hyperlink>
+      <w:r>
+        <w:rPr>
+          <w:lang w:val="id_ID" w:bidi="id_ID"/>
+        </w:rPr>
+        <w:t>nabi</w:t>
+      </w:r>
       <w:r>
         <w:rPr>
           <w:lang w:val="id_ID" w:bidi="id_ID"/>
         </w:rPr>
         <w:t xml:space="preserve"> </w:t>
       </w:r>
-      <w:hyperlink r:id="rId15">
-        <w:r>
-          <w:rPr>
-            <w:lang w:val="id_ID" w:bidi="id_ID"/>
-          </w:rPr>
-          <w:rPr>
-            <w:color w:val="0000EE"/>
-            <w:u w:val="single"/>
-          </w:rPr>
-          <w:t>Elia</w:t>
-        </w:r>
-      </w:hyperlink>
+      <w:r>
+        <w:rPr>
+          <w:lang w:val="id_ID" w:bidi="id_ID"/>
+        </w:rPr>
+        <w:t>Elia</w:t>
+      </w:r>
       <w:r>
         <w:rPr>
           <w:lang w:val="id_ID" w:bidi="id_ID"/>
         </w:rPr>
         <w:t xml:space="preserve"> dan akan mengatakan kepada orang-orang </w:t>
       </w:r>
-      <w:hyperlink r:id="rId16">
-        <w:r>
-          <w:rPr>
-            <w:lang w:val="id_ID" w:bidi="id_ID"/>
-          </w:rPr>
-          <w:rPr>
-            <w:color w:val="0000EE"/>
-            <w:u w:val="single"/>
-          </w:rPr>
-          <w:t>Israel</w:t>
-        </w:r>
-      </w:hyperlink>
+      <w:r>
+        <w:rPr>
+          <w:lang w:val="id_ID" w:bidi="id_ID"/>
+        </w:rPr>
+        <w:t>Israel</w:t>
+      </w:r>
       <w:r>
         <w:rPr>
           <w:lang w:val="id_ID" w:bidi="id_ID"/>
@@ -805,7 +698,6 @@
       </w:r>
       <w:r>
         <w:rPr>
-          <w:b/>
           <w:lang w:val="id_ID" w:bidi="id_ID"/>
         </w:rPr>
         <w:t>bertobat</w:t>
@@ -818,7 +710,6 @@
       </w:r>
       <w:r>
         <w:rPr>
-          <w:b/>
           <w:lang w:val="id_ID" w:bidi="id_ID"/>
         </w:rPr>
         <w:t>percaya</w:t>
@@ -843,72 +734,48 @@
         </w:rPr>
         <w:t xml:space="preserve">Elisabet memang telah menjadi hamil. Elisabet adalah seorang kerabat </w:t>
       </w:r>
-      <w:hyperlink r:id="rId27">
-        <w:r>
-          <w:rPr>
-            <w:lang w:val="id_ID" w:bidi="id_ID"/>
-          </w:rPr>
-          <w:rPr>
-            <w:color w:val="0000EE"/>
-            <w:u w:val="single"/>
-          </w:rPr>
-          <w:t>Maria</w:t>
-        </w:r>
-      </w:hyperlink>
+      <w:r>
+        <w:rPr>
+          <w:lang w:val="id_ID" w:bidi="id_ID"/>
+        </w:rPr>
+        <w:t>Maria</w:t>
+      </w:r>
       <w:r>
         <w:rPr>
           <w:lang w:val="id_ID" w:bidi="id_ID"/>
         </w:rPr>
         <w:t xml:space="preserve">, yang akan menjadi ibu dari Yesus. Tidak lama setelah ini, seorang malaikat menampakkan diri kepada Maria dan mengatakan kepadanya bahwa ia akan hamil meskipun ia masih perawan. Putranya akan menjadi orang yang sangat penting, </w:t>
       </w:r>
-      <w:hyperlink r:id="rId28">
-        <w:r>
-          <w:rPr>
-            <w:lang w:val="id_ID" w:bidi="id_ID"/>
-          </w:rPr>
-          <w:rPr>
-            <w:color w:val="0000EE"/>
-            <w:u w:val="single"/>
-          </w:rPr>
-          <w:t>anak Allah</w:t>
-        </w:r>
-      </w:hyperlink>
+      <w:r>
+        <w:rPr>
+          <w:lang w:val="id_ID" w:bidi="id_ID"/>
+        </w:rPr>
+        <w:t>anak Allah</w:t>
+      </w:r>
       <w:r>
         <w:rPr>
           <w:lang w:val="id_ID" w:bidi="id_ID"/>
         </w:rPr>
         <w:t xml:space="preserve">, dan akan memerintah sebagai raja untuk selamanya. Maria kemudian pergi untuk mengunjungi Elisabet. Ketika Maria datang kepada Elisabet, bayi yang ada dalam rahim Elisabet melonjak dengan sukacita, karena Maria akan menjadi ibu dari </w:t>
       </w:r>
-      <w:hyperlink r:id="rId29">
-        <w:r>
-          <w:rPr>
-            <w:lang w:val="id_ID" w:bidi="id_ID"/>
-          </w:rPr>
-          <w:rPr>
-            <w:color w:val="0000EE"/>
-            <w:u w:val="single"/>
-          </w:rPr>
-          <w:t>Mesias</w:t>
-        </w:r>
-      </w:hyperlink>
+      <w:r>
+        <w:rPr>
+          <w:lang w:val="id_ID" w:bidi="id_ID"/>
+        </w:rPr>
+        <w:t>Mesias</w:t>
+      </w:r>
       <w:r>
         <w:rPr>
           <w:lang w:val="id_ID" w:bidi="id_ID"/>
         </w:rPr>
         <w:t xml:space="preserve">, raja dan </w:t>
       </w:r>
-      <w:hyperlink r:id="rId30">
-        <w:r>
-          <w:rPr>
-            <w:lang w:val="id_ID" w:bidi="id_ID"/>
-          </w:rPr>
-          <w:rPr>
-            <w:color w:val="0000EE"/>
-            <w:u w:val="single"/>
-          </w:rPr>
-          <w:t>Juruselamat</w:t>
-        </w:r>
-      </w:hyperlink>
+      <w:r>
+        <w:rPr>
+          <w:lang w:val="id_ID" w:bidi="id_ID"/>
+        </w:rPr>
+        <w:t>Juruselamat</w:t>
+      </w:r>
       <w:r>
         <w:rPr>
           <w:lang w:val="id_ID" w:bidi="id_ID"/>
@@ -970,18 +837,12 @@
         </w:rPr>
         <w:t xml:space="preserve"> adalah nama yang diberikan Hagar, dalam kitab Kejadian, kepada Allah. Nama itu berarti "Allah melihat aku." Hagar memberikan nama ini kepada Allah karena Allah menolongnya ketika ia dan putranya Ismael sendirian di </w:t>
       </w:r>
-      <w:hyperlink r:id="rId31">
-        <w:r>
-          <w:rPr>
-            <w:lang w:val="id_ID" w:bidi="id_ID"/>
-          </w:rPr>
-          <w:rPr>
-            <w:color w:val="0000EE"/>
-            <w:u w:val="single"/>
-          </w:rPr>
-          <w:t>padang</w:t>
-        </w:r>
-      </w:hyperlink>
+      <w:r>
+        <w:rPr>
+          <w:lang w:val="id_ID" w:bidi="id_ID"/>
+        </w:rPr>
+        <w:t>padang</w:t>
+      </w:r>
       <w:r>
         <w:rPr>
           <w:lang w:val="id_ID" w:bidi="id_ID"/>
@@ -1063,18 +924,12 @@
         </w:rPr>
         <w:t xml:space="preserve">. El-Shaddai adalah nama untuk </w:t>
       </w:r>
-      <w:hyperlink r:id="rId13">
-        <w:r>
-          <w:rPr>
-            <w:lang w:val="id_ID" w:bidi="id_ID"/>
-          </w:rPr>
-          <w:rPr>
-            <w:color w:val="0000EE"/>
-            <w:u w:val="single"/>
-          </w:rPr>
-          <w:t>Allah</w:t>
-        </w:r>
-      </w:hyperlink>
+      <w:r>
+        <w:rPr>
+          <w:lang w:val="id_ID" w:bidi="id_ID"/>
+        </w:rPr>
+        <w:t>Allah</w:t>
+      </w:r>
       <w:r>
         <w:rPr>
           <w:lang w:val="id_ID" w:bidi="id_ID"/>
